--- a/Project1/Background/InvestigatorQuestions.docx
+++ b/Project1/Background/InvestigatorQuestions.docx
@@ -98,9 +98,11 @@
           <w:numId w:val="1"/>
         </w:numPr>
       </w:pPr>
+      <w:proofErr w:type="spellStart"/>
       <w:r>
         <w:t>bmi</w:t>
       </w:r>
+      <w:proofErr w:type="spellEnd"/>
     </w:p>
     <w:p>
       <w:pPr>
@@ -302,6 +304,7 @@
         </w:numPr>
       </w:pPr>
       <w:r>
+        <w:lastRenderedPageBreak/>
         <w:t>Very small (close to zero)</w:t>
       </w:r>
     </w:p>
@@ -343,10 +346,32 @@
     <w:p/>
     <w:p>
       <w:r>
-        <w:t>Discuss how results could be effected by dropout</w:t>
-      </w:r>
-      <w:r>
-        <w:t xml:space="preserve"> i.e. is the 2 year outcome missing more for hard drugs than non hard drugs</w:t>
+        <w:t xml:space="preserve">Discuss how results could be </w:t>
+      </w:r>
+      <w:r>
+        <w:t>a</w:t>
+      </w:r>
+      <w:r>
+        <w:t>ffected by dropout</w:t>
+      </w:r>
+      <w:r>
+        <w:t xml:space="preserve"> i.e. is the </w:t>
+      </w:r>
+      <w:proofErr w:type="gramStart"/>
+      <w:r>
+        <w:t>2 year</w:t>
+      </w:r>
+      <w:proofErr w:type="gramEnd"/>
+      <w:r>
+        <w:t xml:space="preserve"> outcome missing more for hard drugs than </w:t>
+      </w:r>
+      <w:proofErr w:type="spellStart"/>
+      <w:r>
+        <w:t>non hard</w:t>
+      </w:r>
+      <w:proofErr w:type="spellEnd"/>
+      <w:r>
+        <w:t xml:space="preserve"> drugs</w:t>
       </w:r>
     </w:p>
     <w:p/>
@@ -366,7 +391,17 @@
     </w:p>
     <w:p>
       <w:r>
-        <w:t>Bin race into white non Hispanic and other</w:t>
+        <w:t xml:space="preserve">Bin race into white </w:t>
+      </w:r>
+      <w:proofErr w:type="spellStart"/>
+      <w:proofErr w:type="gramStart"/>
+      <w:r>
+        <w:t>non Hispanic</w:t>
+      </w:r>
+      <w:proofErr w:type="spellEnd"/>
+      <w:proofErr w:type="gramEnd"/>
+      <w:r>
+        <w:t xml:space="preserve"> and other</w:t>
       </w:r>
     </w:p>
     <w:p>
@@ -390,12 +425,25 @@
         <w:t>Use log10 transform</w:t>
       </w:r>
       <w:r>
-        <w:t xml:space="preserve"> for vload</w:t>
-      </w:r>
-    </w:p>
-    <w:p>
-      <w:r>
-        <w:t xml:space="preserve">715 people… this may had year 2 and baseline </w:t>
+        <w:t xml:space="preserve"> for </w:t>
+      </w:r>
+      <w:proofErr w:type="spellStart"/>
+      <w:r>
+        <w:t>vload</w:t>
+      </w:r>
+      <w:proofErr w:type="spellEnd"/>
+    </w:p>
+    <w:p>
+      <w:r>
+        <w:t xml:space="preserve">715 people… this may </w:t>
+      </w:r>
+      <w:proofErr w:type="gramStart"/>
+      <w:r>
+        <w:t>had</w:t>
+      </w:r>
+      <w:proofErr w:type="gramEnd"/>
+      <w:r>
+        <w:t xml:space="preserve"> year 2 and baseline </w:t>
       </w:r>
       <w:r>
         <w:t>outcomes measured</w:t>
@@ -464,6 +512,7 @@
     </w:p>
     <w:p>
       <w:r>
+        <w:lastRenderedPageBreak/>
         <w:t>Focu</w:t>
       </w:r>
       <w:r>
@@ -493,6 +542,7 @@
       <w:r>
         <w:t xml:space="preserve">lts are </w:t>
       </w:r>
+      <w:proofErr w:type="gramStart"/>
       <w:r>
         <w:t>simi</w:t>
       </w:r>
@@ -500,7 +550,11 @@
         <w:t xml:space="preserve">lar </w:t>
       </w:r>
       <w:r>
-        <w:t>to th</w:t>
+        <w:t>to</w:t>
+      </w:r>
+      <w:proofErr w:type="gramEnd"/>
+      <w:r>
+        <w:t xml:space="preserve"> th</w:t>
       </w:r>
       <w:r>
         <w:t xml:space="preserve">e </w:t>
